--- a/Files/07 - Haskamos/Rabbi Eliyahu Safran/Eliyahu Safran Haskama.docx
+++ b/Files/07 - Haskamos/Rabbi Eliyahu Safran/Eliyahu Safran Haskama.docx
@@ -69,7 +69,19 @@
         <w:rPr>
           <w:rFonts w:ascii="Times New Roman" w:hAnsi="Times New Roman" w:cs="Times New Roman"/>
         </w:rPr>
-        <w:t xml:space="preserve"> and personable mensch always loves to share a good vort, a thoughtful and insightful idea on the parasha with whoever is listening. I recall so many of his phone calls that inevitably included a good vort, insight and challenging question m</w:t>
+        <w:t xml:space="preserve"> and personable mensch</w:t>
+      </w:r>
+      <w:r>
+        <w:rPr>
+          <w:rFonts w:ascii="Times New Roman" w:hAnsi="Times New Roman" w:cs="Times New Roman"/>
+        </w:rPr>
+        <w:t>,</w:t>
+      </w:r>
+      <w:r>
+        <w:rPr>
+          <w:rFonts w:ascii="Times New Roman" w:hAnsi="Times New Roman" w:cs="Times New Roman"/>
+        </w:rPr>
+        <w:t xml:space="preserve"> always loves to share a good vort, a thoughtful and insightful idea on the parasha with whoever is listening. I recall so many of his phone calls that inevitably included a good vort, insight and challenging question m</w:t>
       </w:r>
       <w:r>
         <w:rPr>
@@ -229,7 +241,19 @@
         <w:rPr>
           <w:rFonts w:ascii="Times New Roman" w:hAnsi="Times New Roman" w:cs="Times New Roman"/>
         </w:rPr>
-        <w:t>Bennett however, is not the typical Baal ha</w:t>
+        <w:t>Bennett</w:t>
+      </w:r>
+      <w:r>
+        <w:rPr>
+          <w:rFonts w:ascii="Times New Roman" w:hAnsi="Times New Roman" w:cs="Times New Roman"/>
+        </w:rPr>
+        <w:t>,</w:t>
+      </w:r>
+      <w:r>
+        <w:rPr>
+          <w:rFonts w:ascii="Times New Roman" w:hAnsi="Times New Roman" w:cs="Times New Roman"/>
+        </w:rPr>
+        <w:t xml:space="preserve"> however, is not the typical Baal ha</w:t>
       </w:r>
       <w:r>
         <w:rPr>

--- a/Files/07 - Haskamos/Rabbi Eliyahu Safran/Eliyahu Safran Haskama.docx
+++ b/Files/07 - Haskamos/Rabbi Eliyahu Safran/Eliyahu Safran Haskama.docx
@@ -25,7 +25,28 @@
         <w:rPr>
           <w:rFonts w:ascii="Times New Roman" w:hAnsi="Times New Roman" w:cs="Times New Roman"/>
         </w:rPr>
-        <w:t xml:space="preserve"> Leslie Bennett, whom I have known since our childhood days in Forest Hills. I vividly recall his dear parents z</w:t>
+        <w:t xml:space="preserve"> Leslie Bennett, whom I have known since our childhood days in Forest Hills. I vividly recall his dear </w:t>
+      </w:r>
+      <w:proofErr w:type="gramStart"/>
+      <w:r>
+        <w:rPr>
+          <w:rFonts w:ascii="Times New Roman" w:hAnsi="Times New Roman" w:cs="Times New Roman"/>
+        </w:rPr>
+        <w:t>parents</w:t>
+      </w:r>
+      <w:proofErr w:type="gramEnd"/>
+      <w:r>
+        <w:rPr>
+          <w:rFonts w:ascii="Times New Roman" w:hAnsi="Times New Roman" w:cs="Times New Roman"/>
+        </w:rPr>
+        <w:t xml:space="preserve"> </w:t>
+      </w:r>
+      <w:proofErr w:type="spellStart"/>
+      <w:r>
+        <w:rPr>
+          <w:rFonts w:ascii="Times New Roman" w:hAnsi="Times New Roman" w:cs="Times New Roman"/>
+        </w:rPr>
+        <w:t>z</w:t>
       </w:r>
       <w:r>
         <w:rPr>
@@ -37,7 +58,14 @@
         <w:rPr>
           <w:rFonts w:ascii="Times New Roman" w:hAnsi="Times New Roman" w:cs="Times New Roman"/>
         </w:rPr>
-        <w:t xml:space="preserve">l who were a dynamic part of our Young Israel community. </w:t>
+        <w:t>l</w:t>
+      </w:r>
+      <w:proofErr w:type="spellEnd"/>
+      <w:r>
+        <w:rPr>
+          <w:rFonts w:ascii="Times New Roman" w:hAnsi="Times New Roman" w:cs="Times New Roman"/>
+        </w:rPr>
+        <w:t xml:space="preserve"> who were a dynamic part of our Young Israel community. </w:t>
       </w:r>
     </w:p>
     <w:p>
@@ -69,8 +97,16 @@
         <w:rPr>
           <w:rFonts w:ascii="Times New Roman" w:hAnsi="Times New Roman" w:cs="Times New Roman"/>
         </w:rPr>
-        <w:t xml:space="preserve"> and personable mensch</w:t>
-      </w:r>
+        <w:t xml:space="preserve"> and personable </w:t>
+      </w:r>
+      <w:proofErr w:type="spellStart"/>
+      <w:r>
+        <w:rPr>
+          <w:rFonts w:ascii="Times New Roman" w:hAnsi="Times New Roman" w:cs="Times New Roman"/>
+        </w:rPr>
+        <w:t>mensch</w:t>
+      </w:r>
+      <w:proofErr w:type="spellEnd"/>
       <w:r>
         <w:rPr>
           <w:rFonts w:ascii="Times New Roman" w:hAnsi="Times New Roman" w:cs="Times New Roman"/>
@@ -81,7 +117,28 @@
         <w:rPr>
           <w:rFonts w:ascii="Times New Roman" w:hAnsi="Times New Roman" w:cs="Times New Roman"/>
         </w:rPr>
-        <w:t xml:space="preserve"> always loves to share a good vort, a thoughtful and insightful idea on the parasha with whoever is listening. I recall so many of his phone calls that inevitably included a good vort, insight and challenging question m</w:t>
+        <w:t xml:space="preserve"> always loves to share a good vort, a thoughtful and insightful idea on the </w:t>
+      </w:r>
+      <w:proofErr w:type="spellStart"/>
+      <w:r>
+        <w:rPr>
+          <w:rFonts w:ascii="Times New Roman" w:hAnsi="Times New Roman" w:cs="Times New Roman"/>
+        </w:rPr>
+        <w:t>parasha</w:t>
+      </w:r>
+      <w:proofErr w:type="spellEnd"/>
+      <w:r>
+        <w:rPr>
+          <w:rFonts w:ascii="Times New Roman" w:hAnsi="Times New Roman" w:cs="Times New Roman"/>
+        </w:rPr>
+        <w:t xml:space="preserve"> with whoever is listening. I recall so many of his phone calls that inevitably included a good vort, insight and challenging question </w:t>
+      </w:r>
+      <w:proofErr w:type="spellStart"/>
+      <w:r>
+        <w:rPr>
+          <w:rFonts w:ascii="Times New Roman" w:hAnsi="Times New Roman" w:cs="Times New Roman"/>
+        </w:rPr>
+        <w:t>m</w:t>
       </w:r>
       <w:r>
         <w:rPr>
@@ -93,7 +150,21 @@
         <w:rPr>
           <w:rFonts w:ascii="Times New Roman" w:hAnsi="Times New Roman" w:cs="Times New Roman"/>
         </w:rPr>
-        <w:t>inyanei d</w:t>
+        <w:t>inyanei</w:t>
+      </w:r>
+      <w:proofErr w:type="spellEnd"/>
+      <w:r>
+        <w:rPr>
+          <w:rFonts w:ascii="Times New Roman" w:hAnsi="Times New Roman" w:cs="Times New Roman"/>
+        </w:rPr>
+        <w:t xml:space="preserve"> </w:t>
+      </w:r>
+      <w:proofErr w:type="spellStart"/>
+      <w:r>
+        <w:rPr>
+          <w:rFonts w:ascii="Times New Roman" w:hAnsi="Times New Roman" w:cs="Times New Roman"/>
+        </w:rPr>
+        <w:t>d</w:t>
       </w:r>
       <w:r>
         <w:rPr>
@@ -105,7 +176,14 @@
         <w:rPr>
           <w:rFonts w:ascii="Times New Roman" w:hAnsi="Times New Roman" w:cs="Times New Roman"/>
         </w:rPr>
-        <w:t xml:space="preserve">yoma. </w:t>
+        <w:t>yoma</w:t>
+      </w:r>
+      <w:proofErr w:type="spellEnd"/>
+      <w:r>
+        <w:rPr>
+          <w:rFonts w:ascii="Times New Roman" w:hAnsi="Times New Roman" w:cs="Times New Roman"/>
+        </w:rPr>
+        <w:t xml:space="preserve">. </w:t>
       </w:r>
     </w:p>
     <w:p>
@@ -119,7 +197,28 @@
         <w:rPr>
           <w:rFonts w:ascii="Times New Roman" w:hAnsi="Times New Roman" w:cs="Times New Roman"/>
         </w:rPr>
-        <w:t>Now all who will delve into his Sefer on the parshiyot ha</w:t>
+        <w:t xml:space="preserve">Now all who will delve into his Sefer on the </w:t>
+      </w:r>
+      <w:proofErr w:type="spellStart"/>
+      <w:r>
+        <w:rPr>
+          <w:rFonts w:ascii="Times New Roman" w:hAnsi="Times New Roman" w:cs="Times New Roman"/>
+        </w:rPr>
+        <w:t>parshiyot</w:t>
+      </w:r>
+      <w:proofErr w:type="spellEnd"/>
+      <w:r>
+        <w:rPr>
+          <w:rFonts w:ascii="Times New Roman" w:hAnsi="Times New Roman" w:cs="Times New Roman"/>
+        </w:rPr>
+        <w:t xml:space="preserve"> </w:t>
+      </w:r>
+      <w:proofErr w:type="spellStart"/>
+      <w:r>
+        <w:rPr>
+          <w:rFonts w:ascii="Times New Roman" w:hAnsi="Times New Roman" w:cs="Times New Roman"/>
+        </w:rPr>
+        <w:t>ha</w:t>
       </w:r>
       <w:r>
         <w:rPr>
@@ -131,7 +230,14 @@
         <w:rPr>
           <w:rFonts w:ascii="Times New Roman" w:hAnsi="Times New Roman" w:cs="Times New Roman"/>
         </w:rPr>
-        <w:t xml:space="preserve">Torah will likewise be able to drink from </w:t>
+        <w:t>Torah</w:t>
+      </w:r>
+      <w:proofErr w:type="spellEnd"/>
+      <w:r>
+        <w:rPr>
+          <w:rFonts w:ascii="Times New Roman" w:hAnsi="Times New Roman" w:cs="Times New Roman"/>
+        </w:rPr>
+        <w:t xml:space="preserve"> will likewise be able to drink from </w:t>
       </w:r>
       <w:r>
         <w:rPr>
@@ -155,7 +261,21 @@
         <w:rPr>
           <w:rFonts w:ascii="Times New Roman" w:hAnsi="Times New Roman" w:cs="Times New Roman"/>
         </w:rPr>
-        <w:t xml:space="preserve">s wellspring of wisdom, inspiration and lifetime of learning. Each parasha essay is based on sources we may well be familiar with, but with </w:t>
+        <w:t xml:space="preserve">s wellspring of wisdom, inspiration and lifetime of learning. Each </w:t>
+      </w:r>
+      <w:proofErr w:type="spellStart"/>
+      <w:r>
+        <w:rPr>
+          <w:rFonts w:ascii="Times New Roman" w:hAnsi="Times New Roman" w:cs="Times New Roman"/>
+        </w:rPr>
+        <w:t>parasha</w:t>
+      </w:r>
+      <w:proofErr w:type="spellEnd"/>
+      <w:r>
+        <w:rPr>
+          <w:rFonts w:ascii="Times New Roman" w:hAnsi="Times New Roman" w:cs="Times New Roman"/>
+        </w:rPr>
+        <w:t xml:space="preserve"> essay is based on sources we may well be familiar with, but with </w:t>
       </w:r>
       <w:r>
         <w:rPr>
@@ -179,7 +299,65 @@
         <w:rPr>
           <w:rFonts w:ascii="Times New Roman" w:hAnsi="Times New Roman" w:cs="Times New Roman"/>
         </w:rPr>
-        <w:t xml:space="preserve">s diagnosis we get a dosage of refreshing machshava and interpretation. I would think that rebbeim and moros would find that good thought and insight on any given parasha in this new refreshing Sefer. </w:t>
+        <w:t xml:space="preserve">s diagnosis we get a dosage of refreshing </w:t>
+      </w:r>
+      <w:proofErr w:type="spellStart"/>
+      <w:r>
+        <w:rPr>
+          <w:rFonts w:ascii="Times New Roman" w:hAnsi="Times New Roman" w:cs="Times New Roman"/>
+        </w:rPr>
+        <w:t>machshava</w:t>
+      </w:r>
+      <w:proofErr w:type="spellEnd"/>
+      <w:r>
+        <w:rPr>
+          <w:rFonts w:ascii="Times New Roman" w:hAnsi="Times New Roman" w:cs="Times New Roman"/>
+        </w:rPr>
+        <w:t xml:space="preserve"> and interpretation. I would think that </w:t>
+      </w:r>
+      <w:proofErr w:type="spellStart"/>
+      <w:r>
+        <w:rPr>
+          <w:rFonts w:ascii="Times New Roman" w:hAnsi="Times New Roman" w:cs="Times New Roman"/>
+        </w:rPr>
+        <w:t>rebbeim</w:t>
+      </w:r>
+      <w:proofErr w:type="spellEnd"/>
+      <w:r>
+        <w:rPr>
+          <w:rFonts w:ascii="Times New Roman" w:hAnsi="Times New Roman" w:cs="Times New Roman"/>
+        </w:rPr>
+        <w:t xml:space="preserve"> and </w:t>
+      </w:r>
+      <w:proofErr w:type="spellStart"/>
+      <w:proofErr w:type="gramStart"/>
+      <w:r>
+        <w:rPr>
+          <w:rFonts w:ascii="Times New Roman" w:hAnsi="Times New Roman" w:cs="Times New Roman"/>
+        </w:rPr>
+        <w:t>moros</w:t>
+      </w:r>
+      <w:proofErr w:type="spellEnd"/>
+      <w:proofErr w:type="gramEnd"/>
+      <w:r>
+        <w:rPr>
+          <w:rFonts w:ascii="Times New Roman" w:hAnsi="Times New Roman" w:cs="Times New Roman"/>
+        </w:rPr>
+        <w:t xml:space="preserve"> would find that good thought and insight on any given </w:t>
+      </w:r>
+      <w:proofErr w:type="spellStart"/>
+      <w:r>
+        <w:rPr>
+          <w:rFonts w:ascii="Times New Roman" w:hAnsi="Times New Roman" w:cs="Times New Roman"/>
+        </w:rPr>
+        <w:t>parasha</w:t>
+      </w:r>
+      <w:proofErr w:type="spellEnd"/>
+      <w:r>
+        <w:rPr>
+          <w:rFonts w:ascii="Times New Roman" w:hAnsi="Times New Roman" w:cs="Times New Roman"/>
+        </w:rPr>
+        <w:t xml:space="preserve"> in this new refreshing Sefer. </w:t>
       </w:r>
     </w:p>
     <w:p>
@@ -205,7 +383,14 @@
         <w:rPr>
           <w:rFonts w:ascii="Times New Roman" w:hAnsi="Times New Roman" w:cs="Times New Roman"/>
         </w:rPr>
-        <w:t>day that the olam ha</w:t>
+        <w:t xml:space="preserve">day that the olam </w:t>
+      </w:r>
+      <w:proofErr w:type="spellStart"/>
+      <w:r>
+        <w:rPr>
+          <w:rFonts w:ascii="Times New Roman" w:hAnsi="Times New Roman" w:cs="Times New Roman"/>
+        </w:rPr>
+        <w:t>ha</w:t>
       </w:r>
       <w:r>
         <w:rPr>
@@ -217,7 +402,21 @@
         <w:rPr>
           <w:rFonts w:ascii="Times New Roman" w:hAnsi="Times New Roman" w:cs="Times New Roman"/>
         </w:rPr>
-        <w:t>Torah is enriched with a new Sefer from a Baal ha</w:t>
+        <w:t>Torah</w:t>
+      </w:r>
+      <w:proofErr w:type="spellEnd"/>
+      <w:r>
+        <w:rPr>
+          <w:rFonts w:ascii="Times New Roman" w:hAnsi="Times New Roman" w:cs="Times New Roman"/>
+        </w:rPr>
+        <w:t xml:space="preserve"> is enriched with a new Sefer from a Baal </w:t>
+      </w:r>
+      <w:proofErr w:type="spellStart"/>
+      <w:r>
+        <w:rPr>
+          <w:rFonts w:ascii="Times New Roman" w:hAnsi="Times New Roman" w:cs="Times New Roman"/>
+        </w:rPr>
+        <w:t>ha</w:t>
       </w:r>
       <w:r>
         <w:rPr>
@@ -229,7 +428,26 @@
         <w:rPr>
           <w:rFonts w:ascii="Times New Roman" w:hAnsi="Times New Roman" w:cs="Times New Roman"/>
         </w:rPr>
-        <w:t xml:space="preserve">bait. </w:t>
+        <w:t>ba</w:t>
+      </w:r>
+      <w:r>
+        <w:rPr>
+          <w:rFonts w:ascii="Times New Roman" w:hAnsi="Times New Roman" w:cs="Times New Roman"/>
+        </w:rPr>
+        <w:t>y</w:t>
+      </w:r>
+      <w:r>
+        <w:rPr>
+          <w:rFonts w:ascii="Times New Roman" w:hAnsi="Times New Roman" w:cs="Times New Roman"/>
+        </w:rPr>
+        <w:t>it</w:t>
+      </w:r>
+      <w:proofErr w:type="spellEnd"/>
+      <w:r>
+        <w:rPr>
+          <w:rFonts w:ascii="Times New Roman" w:hAnsi="Times New Roman" w:cs="Times New Roman"/>
+        </w:rPr>
+        <w:t xml:space="preserve">. </w:t>
       </w:r>
       <w:r>
         <w:rPr>
@@ -253,7 +471,14 @@
         <w:rPr>
           <w:rFonts w:ascii="Times New Roman" w:hAnsi="Times New Roman" w:cs="Times New Roman"/>
         </w:rPr>
-        <w:t xml:space="preserve"> however, is not the typical Baal ha</w:t>
+        <w:t xml:space="preserve"> however, is not the typical Baal </w:t>
+      </w:r>
+      <w:proofErr w:type="spellStart"/>
+      <w:r>
+        <w:rPr>
+          <w:rFonts w:ascii="Times New Roman" w:hAnsi="Times New Roman" w:cs="Times New Roman"/>
+        </w:rPr>
+        <w:t>ha</w:t>
       </w:r>
       <w:r>
         <w:rPr>
@@ -265,7 +490,14 @@
         <w:rPr>
           <w:rFonts w:ascii="Times New Roman" w:hAnsi="Times New Roman" w:cs="Times New Roman"/>
         </w:rPr>
-        <w:t xml:space="preserve">bayit. He is filled not only with a lifetime of medical knowledge and experience while being a respected  Ben Torah encompassing beautiful midos, compassion, sensitivity and a love of Torah learning.  Now, he has gifted all of us with his Torah treasure. </w:t>
+        <w:t>bayit</w:t>
+      </w:r>
+      <w:proofErr w:type="spellEnd"/>
+      <w:r>
+        <w:rPr>
+          <w:rFonts w:ascii="Times New Roman" w:hAnsi="Times New Roman" w:cs="Times New Roman"/>
+        </w:rPr>
+        <w:t xml:space="preserve">. He is filled not only with a lifetime of medical knowledge and experience while being a respected  Ben Torah encompassing beautiful midos, compassion, sensitivity and a love of Torah learning.  Now, he has gifted all of us with his Torah treasure. </w:t>
       </w:r>
     </w:p>
     <w:p>
@@ -308,16 +540,69 @@
     </w:p>
     <w:p>
       <w:pPr>
-        <w:jc w:val="both"/>
-        <w:rPr>
-          <w:rFonts w:ascii="Times New Roman" w:hAnsi="Times New Roman" w:cs="Times New Roman"/>
+        <w:jc w:val="left"/>
+        <w:rPr>
+          <w:rFonts w:ascii="Times New Roman" w:hAnsi="Times New Roman" w:cs="Times New Roman"/>
+          <w:i/>
+          <w:iCs/>
         </w:rPr>
       </w:pPr>
       <w:r>
         <w:rPr>
           <w:rFonts w:ascii="Times New Roman" w:hAnsi="Times New Roman" w:cs="Times New Roman"/>
         </w:rPr>
-        <w:t>Eliyahu Safran</w:t>
+        <w:t xml:space="preserve">Eliyahu </w:t>
+      </w:r>
+      <w:proofErr w:type="spellStart"/>
+      <w:r>
+        <w:rPr>
+          <w:rFonts w:ascii="Times New Roman" w:hAnsi="Times New Roman" w:cs="Times New Roman"/>
+        </w:rPr>
+        <w:t>Safran</w:t>
+      </w:r>
+      <w:proofErr w:type="spellEnd"/>
+      <w:r>
+        <w:rPr>
+          <w:rFonts w:ascii="Times New Roman" w:hAnsi="Times New Roman" w:cs="Times New Roman"/>
+        </w:rPr>
+        <w:br/>
+      </w:r>
+      <w:proofErr w:type="spellStart"/>
+      <w:r>
+        <w:rPr>
+          <w:rFonts w:ascii="Times New Roman" w:hAnsi="Times New Roman" w:cs="Times New Roman"/>
+        </w:rPr>
+        <w:t>Yerushalayim</w:t>
+      </w:r>
+      <w:proofErr w:type="spellEnd"/>
+      <w:r>
+        <w:rPr>
+          <w:rFonts w:ascii="Times New Roman" w:hAnsi="Times New Roman" w:cs="Times New Roman"/>
+        </w:rPr>
+        <w:br/>
+        <w:t xml:space="preserve">Author of </w:t>
+      </w:r>
+      <w:r>
+        <w:rPr>
+          <w:rFonts w:ascii="Times New Roman" w:hAnsi="Times New Roman" w:cs="Times New Roman"/>
+          <w:i/>
+          <w:iCs/>
+        </w:rPr>
+        <w:t>Something Old, Something New:</w:t>
+      </w:r>
+      <w:r>
+        <w:rPr>
+          <w:rFonts w:ascii="Times New Roman" w:hAnsi="Times New Roman" w:cs="Times New Roman"/>
+        </w:rPr>
+        <w:t xml:space="preserve"> </w:t>
+      </w:r>
+      <w:r>
+        <w:rPr>
+          <w:rFonts w:ascii="Times New Roman" w:hAnsi="Times New Roman" w:cs="Times New Roman"/>
+          <w:i/>
+          <w:iCs/>
+        </w:rPr>
+        <w:t>Pearls from the Torah</w:t>
       </w:r>
     </w:p>
     <w:sectPr>
